--- a/tillsyn/A 16353-2025 tillsynsbegäran.docx
+++ b/tillsyn/A 16353-2025 tillsynsbegäran.docx
@@ -218,7 +218,7 @@
     <w:r>
       <w:tab/>
       <w:tab/>
-      <w:t>2025-04-05</w:t>
+      <w:t>2025-04-06</w:t>
       <w:br/>
       <w:br/>
     </w:r>

--- a/tillsyn/A 16353-2025 tillsynsbegäran.docx
+++ b/tillsyn/A 16353-2025 tillsynsbegäran.docx
@@ -218,7 +218,7 @@
     <w:r>
       <w:tab/>
       <w:tab/>
-      <w:t>2025-04-06</w:t>
+      <w:t>2025-04-07</w:t>
       <w:br/>
       <w:br/>
     </w:r>

--- a/tillsyn/A 16353-2025 tillsynsbegäran.docx
+++ b/tillsyn/A 16353-2025 tillsynsbegäran.docx
@@ -218,7 +218,7 @@
     <w:r>
       <w:tab/>
       <w:tab/>
-      <w:t>2025-04-07</w:t>
+      <w:t>2025-04-08</w:t>
       <w:br/>
       <w:br/>
     </w:r>

--- a/tillsyn/A 16353-2025 tillsynsbegäran.docx
+++ b/tillsyn/A 16353-2025 tillsynsbegäran.docx
@@ -218,7 +218,7 @@
     <w:r>
       <w:tab/>
       <w:tab/>
-      <w:t>2025-04-08</w:t>
+      <w:t>2025-04-09</w:t>
       <w:br/>
       <w:br/>
     </w:r>

--- a/tillsyn/A 16353-2025 tillsynsbegäran.docx
+++ b/tillsyn/A 16353-2025 tillsynsbegäran.docx
@@ -90,6 +90,17 @@
         <w:t>Figur 1. Fyndplatser för naturvårdsarter i det avverkningsanmälda området (röd linje). Markörer utan svart kant är placerade på fyndplatsen. Markörer med svart kant är placerade vid sidan av fyndplatsen och har ett svart streck som visar fyndplatsens exakta position. Kartans mittpunktskoordinat är N 6379663, E 696789 i SWEREF 99 TM.</w:t>
       </w:r>
     </w:p>
+    <w:p>
+      <w:r>
+        <w:rPr>
+          <w:b/>
+        </w:rPr>
+        <w:t xml:space="preserve">Flattoppad klubbsvamp (NT) </w:t>
+      </w:r>
+      <w:r>
+        <w:t>bildar mykorrhiza med gran och växer i äldre barrskog på näringsrik, kalkpåverkad mark. Växtmiljön utgörs vanligen av örtrika granskogar med höga naturvärden, gärna påverkade av ytligt och rörligt markvatten. Svampen kräver välutvecklade gamla mossmattor med konstant fuktigt mikroklimat och hotas främst av slutavverkning av äldre ängsgranskogar på näringsrik mark. Artens lokaler bör undantas från skogsbruk (SLU Artdatabanken, 2024).</w:t>
+      </w:r>
+    </w:p>
     <w:sectPr>
       <w:headerReference w:type="even" r:id="rId8"/>
       <w:headerReference w:type="default" r:id="rId9"/>
@@ -218,7 +229,7 @@
     <w:r>
       <w:tab/>
       <w:tab/>
-      <w:t>2025-04-09</w:t>
+      <w:t>2025-04-10</w:t>
       <w:br/>
       <w:br/>
     </w:r>

--- a/tillsyn/A 16353-2025 tillsynsbegäran.docx
+++ b/tillsyn/A 16353-2025 tillsynsbegäran.docx
@@ -229,7 +229,7 @@
     <w:r>
       <w:tab/>
       <w:tab/>
-      <w:t>2025-04-10</w:t>
+      <w:t>2025-04-11</w:t>
       <w:br/>
       <w:br/>
     </w:r>

--- a/tillsyn/A 16353-2025 tillsynsbegäran.docx
+++ b/tillsyn/A 16353-2025 tillsynsbegäran.docx
@@ -229,7 +229,7 @@
     <w:r>
       <w:tab/>
       <w:tab/>
-      <w:t>2025-04-11</w:t>
+      <w:t>2025-04-12</w:t>
       <w:br/>
       <w:br/>
     </w:r>

--- a/tillsyn/A 16353-2025 tillsynsbegäran.docx
+++ b/tillsyn/A 16353-2025 tillsynsbegäran.docx
@@ -229,7 +229,7 @@
     <w:r>
       <w:tab/>
       <w:tab/>
-      <w:t>2025-04-12</w:t>
+      <w:t>2025-04-13</w:t>
       <w:br/>
       <w:br/>
     </w:r>

--- a/tillsyn/A 16353-2025 tillsynsbegäran.docx
+++ b/tillsyn/A 16353-2025 tillsynsbegäran.docx
@@ -229,7 +229,7 @@
     <w:r>
       <w:tab/>
       <w:tab/>
-      <w:t>2025-04-13</w:t>
+      <w:t>2025-04-14</w:t>
       <w:br/>
       <w:br/>
     </w:r>

--- a/tillsyn/A 16353-2025 tillsynsbegäran.docx
+++ b/tillsyn/A 16353-2025 tillsynsbegäran.docx
@@ -229,7 +229,7 @@
     <w:r>
       <w:tab/>
       <w:tab/>
-      <w:t>2025-04-14</w:t>
+      <w:t>2025-04-15</w:t>
       <w:br/>
       <w:br/>
     </w:r>

--- a/tillsyn/A 16353-2025 tillsynsbegäran.docx
+++ b/tillsyn/A 16353-2025 tillsynsbegäran.docx
@@ -229,7 +229,7 @@
     <w:r>
       <w:tab/>
       <w:tab/>
-      <w:t>2025-04-15</w:t>
+      <w:t>2025-04-16</w:t>
       <w:br/>
       <w:br/>
     </w:r>

--- a/tillsyn/A 16353-2025 tillsynsbegäran.docx
+++ b/tillsyn/A 16353-2025 tillsynsbegäran.docx
@@ -229,7 +229,7 @@
     <w:r>
       <w:tab/>
       <w:tab/>
-      <w:t>2025-04-16</w:t>
+      <w:t>2025-04-17</w:t>
       <w:br/>
       <w:br/>
     </w:r>

--- a/tillsyn/A 16353-2025 tillsynsbegäran.docx
+++ b/tillsyn/A 16353-2025 tillsynsbegäran.docx
@@ -229,7 +229,7 @@
     <w:r>
       <w:tab/>
       <w:tab/>
-      <w:t>2025-04-17</w:t>
+      <w:t>2025-04-18</w:t>
       <w:br/>
       <w:br/>
     </w:r>

--- a/tillsyn/A 16353-2025 tillsynsbegäran.docx
+++ b/tillsyn/A 16353-2025 tillsynsbegäran.docx
@@ -229,7 +229,7 @@
     <w:r>
       <w:tab/>
       <w:tab/>
-      <w:t>2025-04-18</w:t>
+      <w:t>2025-04-19</w:t>
       <w:br/>
       <w:br/>
     </w:r>

--- a/tillsyn/A 16353-2025 tillsynsbegäran.docx
+++ b/tillsyn/A 16353-2025 tillsynsbegäran.docx
@@ -229,7 +229,7 @@
     <w:r>
       <w:tab/>
       <w:tab/>
-      <w:t>2025-05-03</w:t>
+      <w:t>2025-05-04</w:t>
       <w:br/>
       <w:br/>
     </w:r>

--- a/tillsyn/A 16353-2025 tillsynsbegäran.docx
+++ b/tillsyn/A 16353-2025 tillsynsbegäran.docx
@@ -229,7 +229,7 @@
     <w:r>
       <w:tab/>
       <w:tab/>
-      <w:t>2025-05-04</w:t>
+      <w:t>2025-05-06</w:t>
       <w:br/>
       <w:br/>
     </w:r>

--- a/tillsyn/A 16353-2025 tillsynsbegäran.docx
+++ b/tillsyn/A 16353-2025 tillsynsbegäran.docx
@@ -229,7 +229,7 @@
     <w:r>
       <w:tab/>
       <w:tab/>
-      <w:t>2025-05-06</w:t>
+      <w:t>2025-05-07</w:t>
       <w:br/>
       <w:br/>
     </w:r>

--- a/tillsyn/A 16353-2025 tillsynsbegäran.docx
+++ b/tillsyn/A 16353-2025 tillsynsbegäran.docx
@@ -229,7 +229,7 @@
     <w:r>
       <w:tab/>
       <w:tab/>
-      <w:t>2025-05-07</w:t>
+      <w:t>2025-05-08</w:t>
       <w:br/>
       <w:br/>
     </w:r>

--- a/tillsyn/A 16353-2025 tillsynsbegäran.docx
+++ b/tillsyn/A 16353-2025 tillsynsbegäran.docx
@@ -229,7 +229,7 @@
     <w:r>
       <w:tab/>
       <w:tab/>
-      <w:t>2025-05-08</w:t>
+      <w:t>2025-05-09</w:t>
       <w:br/>
       <w:br/>
     </w:r>

--- a/tillsyn/A 16353-2025 tillsynsbegäran.docx
+++ b/tillsyn/A 16353-2025 tillsynsbegäran.docx
@@ -229,7 +229,7 @@
     <w:r>
       <w:tab/>
       <w:tab/>
-      <w:t>2025-05-09</w:t>
+      <w:t>2025-05-10</w:t>
       <w:br/>
       <w:br/>
     </w:r>

--- a/tillsyn/A 16353-2025 tillsynsbegäran.docx
+++ b/tillsyn/A 16353-2025 tillsynsbegäran.docx
@@ -229,7 +229,7 @@
     <w:r>
       <w:tab/>
       <w:tab/>
-      <w:t>2025-05-10</w:t>
+      <w:t>2025-05-11</w:t>
       <w:br/>
       <w:br/>
     </w:r>

--- a/tillsyn/A 16353-2025 tillsynsbegäran.docx
+++ b/tillsyn/A 16353-2025 tillsynsbegäran.docx
@@ -229,7 +229,7 @@
     <w:r>
       <w:tab/>
       <w:tab/>
-      <w:t>2025-05-11</w:t>
+      <w:t>2025-05-12</w:t>
       <w:br/>
       <w:br/>
     </w:r>

--- a/tillsyn/A 16353-2025 tillsynsbegäran.docx
+++ b/tillsyn/A 16353-2025 tillsynsbegäran.docx
@@ -229,7 +229,7 @@
     <w:r>
       <w:tab/>
       <w:tab/>
-      <w:t>2025-05-12</w:t>
+      <w:t>2025-05-13</w:t>
       <w:br/>
       <w:br/>
     </w:r>

--- a/tillsyn/A 16353-2025 tillsynsbegäran.docx
+++ b/tillsyn/A 16353-2025 tillsynsbegäran.docx
@@ -229,7 +229,7 @@
     <w:r>
       <w:tab/>
       <w:tab/>
-      <w:t>2025-05-13</w:t>
+      <w:t>2025-05-14</w:t>
       <w:br/>
       <w:br/>
     </w:r>

--- a/tillsyn/A 16353-2025 tillsynsbegäran.docx
+++ b/tillsyn/A 16353-2025 tillsynsbegäran.docx
@@ -229,7 +229,7 @@
     <w:r>
       <w:tab/>
       <w:tab/>
-      <w:t>2025-05-14</w:t>
+      <w:t>2025-05-15</w:t>
       <w:br/>
       <w:br/>
     </w:r>

--- a/tillsyn/A 16353-2025 tillsynsbegäran.docx
+++ b/tillsyn/A 16353-2025 tillsynsbegäran.docx
@@ -229,7 +229,7 @@
     <w:r>
       <w:tab/>
       <w:tab/>
-      <w:t>2025-05-15</w:t>
+      <w:t>2025-05-16</w:t>
       <w:br/>
       <w:br/>
     </w:r>

--- a/tillsyn/A 16353-2025 tillsynsbegäran.docx
+++ b/tillsyn/A 16353-2025 tillsynsbegäran.docx
@@ -229,7 +229,7 @@
     <w:r>
       <w:tab/>
       <w:tab/>
-      <w:t>2025-05-16</w:t>
+      <w:t>2025-05-17</w:t>
       <w:br/>
       <w:br/>
     </w:r>

--- a/tillsyn/A 16353-2025 tillsynsbegäran.docx
+++ b/tillsyn/A 16353-2025 tillsynsbegäran.docx
@@ -229,7 +229,7 @@
     <w:r>
       <w:tab/>
       <w:tab/>
-      <w:t>2025-05-17</w:t>
+      <w:t>2025-05-18</w:t>
       <w:br/>
       <w:br/>
     </w:r>

--- a/tillsyn/A 16353-2025 tillsynsbegäran.docx
+++ b/tillsyn/A 16353-2025 tillsynsbegäran.docx
@@ -229,7 +229,7 @@
     <w:r>
       <w:tab/>
       <w:tab/>
-      <w:t>2025-05-18</w:t>
+      <w:t>2025-05-19</w:t>
       <w:br/>
       <w:br/>
     </w:r>

--- a/tillsyn/A 16353-2025 tillsynsbegäran.docx
+++ b/tillsyn/A 16353-2025 tillsynsbegäran.docx
@@ -229,7 +229,7 @@
     <w:r>
       <w:tab/>
       <w:tab/>
-      <w:t>2025-05-19</w:t>
+      <w:t>2025-05-20</w:t>
       <w:br/>
       <w:br/>
     </w:r>

--- a/tillsyn/A 16353-2025 tillsynsbegäran.docx
+++ b/tillsyn/A 16353-2025 tillsynsbegäran.docx
@@ -229,7 +229,7 @@
     <w:r>
       <w:tab/>
       <w:tab/>
-      <w:t>2025-05-20</w:t>
+      <w:t>2025-05-21</w:t>
       <w:br/>
       <w:br/>
     </w:r>

--- a/tillsyn/A 16353-2025 tillsynsbegäran.docx
+++ b/tillsyn/A 16353-2025 tillsynsbegäran.docx
@@ -229,7 +229,7 @@
     <w:r>
       <w:tab/>
       <w:tab/>
-      <w:t>2025-05-21</w:t>
+      <w:t>2025-05-22</w:t>
       <w:br/>
       <w:br/>
     </w:r>

--- a/tillsyn/A 16353-2025 tillsynsbegäran.docx
+++ b/tillsyn/A 16353-2025 tillsynsbegäran.docx
@@ -229,7 +229,7 @@
     <w:r>
       <w:tab/>
       <w:tab/>
-      <w:t>2025-05-22</w:t>
+      <w:t>2025-05-23</w:t>
       <w:br/>
       <w:br/>
     </w:r>

--- a/tillsyn/A 16353-2025 tillsynsbegäran.docx
+++ b/tillsyn/A 16353-2025 tillsynsbegäran.docx
@@ -229,7 +229,7 @@
     <w:r>
       <w:tab/>
       <w:tab/>
-      <w:t>2025-05-23</w:t>
+      <w:t>2025-05-24</w:t>
       <w:br/>
       <w:br/>
     </w:r>

--- a/tillsyn/A 16353-2025 tillsynsbegäran.docx
+++ b/tillsyn/A 16353-2025 tillsynsbegäran.docx
@@ -229,7 +229,7 @@
     <w:r>
       <w:tab/>
       <w:tab/>
-      <w:t>2025-05-24</w:t>
+      <w:t>2025-05-25</w:t>
       <w:br/>
       <w:br/>
     </w:r>

--- a/tillsyn/A 16353-2025 tillsynsbegäran.docx
+++ b/tillsyn/A 16353-2025 tillsynsbegäran.docx
@@ -229,7 +229,7 @@
     <w:r>
       <w:tab/>
       <w:tab/>
-      <w:t>2025-05-25</w:t>
+      <w:t>2025-05-26</w:t>
       <w:br/>
       <w:br/>
     </w:r>

--- a/tillsyn/A 16353-2025 tillsynsbegäran.docx
+++ b/tillsyn/A 16353-2025 tillsynsbegäran.docx
@@ -229,7 +229,7 @@
     <w:r>
       <w:tab/>
       <w:tab/>
-      <w:t>2025-05-26</w:t>
+      <w:t>2025-05-27</w:t>
       <w:br/>
       <w:br/>
     </w:r>

--- a/tillsyn/A 16353-2025 tillsynsbegäran.docx
+++ b/tillsyn/A 16353-2025 tillsynsbegäran.docx
@@ -229,7 +229,7 @@
     <w:r>
       <w:tab/>
       <w:tab/>
-      <w:t>2025-05-27</w:t>
+      <w:t>2025-05-30</w:t>
       <w:br/>
       <w:br/>
     </w:r>

--- a/tillsyn/A 16353-2025 tillsynsbegäran.docx
+++ b/tillsyn/A 16353-2025 tillsynsbegäran.docx
@@ -229,7 +229,7 @@
     <w:r>
       <w:tab/>
       <w:tab/>
-      <w:t>2025-05-30</w:t>
+      <w:t>2025-06-01</w:t>
       <w:br/>
       <w:br/>
     </w:r>

--- a/tillsyn/A 16353-2025 tillsynsbegäran.docx
+++ b/tillsyn/A 16353-2025 tillsynsbegäran.docx
@@ -229,7 +229,7 @@
     <w:r>
       <w:tab/>
       <w:tab/>
-      <w:t>2025-06-01</w:t>
+      <w:t>2025-06-02</w:t>
       <w:br/>
       <w:br/>
     </w:r>

--- a/tillsyn/A 16353-2025 tillsynsbegäran.docx
+++ b/tillsyn/A 16353-2025 tillsynsbegäran.docx
@@ -101,6 +101,17 @@
         <w:t>bildar mykorrhiza med gran och växer i äldre barrskog på näringsrik, kalkpåverkad mark. Växtmiljön utgörs vanligen av örtrika granskogar med höga naturvärden, gärna påverkade av ytligt och rörligt markvatten. Svampen kräver välutvecklade gamla mossmattor med konstant fuktigt mikroklimat och hotas främst av slutavverkning av äldre ängsgranskogar på näringsrik mark. Artens lokaler bör undantas från skogsbruk (SLU Artdatabanken, 2024).</w:t>
       </w:r>
     </w:p>
+    <w:p>
+      <w:r>
+        <w:rPr>
+          <w:b/>
+        </w:rPr>
+        <w:t xml:space="preserve">Rödgul trumpetsvamp </w:t>
+      </w:r>
+      <w:r>
+        <w:t>signalerar kalkrika barrsumpskogar eller avgränsade små mineralrika ytor i barrskogslandskapet, vilka normalt har höga naturvärden. I urbergsbygder är den en bra signalart på känsliga skogsbiotoper (Nitare &amp; Skogsstyrelsen, 2019).</w:t>
+      </w:r>
+    </w:p>
     <w:sectPr>
       <w:headerReference w:type="even" r:id="rId8"/>
       <w:headerReference w:type="default" r:id="rId9"/>
@@ -229,7 +240,7 @@
     <w:r>
       <w:tab/>
       <w:tab/>
-      <w:t>2025-06-02</w:t>
+      <w:t>2025-06-03</w:t>
       <w:br/>
       <w:br/>
     </w:r>

--- a/tillsyn/A 16353-2025 tillsynsbegäran.docx
+++ b/tillsyn/A 16353-2025 tillsynsbegäran.docx
@@ -240,7 +240,7 @@
     <w:r>
       <w:tab/>
       <w:tab/>
-      <w:t>2025-06-03</w:t>
+      <w:t>2025-06-04</w:t>
       <w:br/>
       <w:br/>
     </w:r>

--- a/tillsyn/A 16353-2025 tillsynsbegäran.docx
+++ b/tillsyn/A 16353-2025 tillsynsbegäran.docx
@@ -240,7 +240,7 @@
     <w:r>
       <w:tab/>
       <w:tab/>
-      <w:t>2025-06-04</w:t>
+      <w:t>2025-06-05</w:t>
       <w:br/>
       <w:br/>
     </w:r>

--- a/tillsyn/A 16353-2025 tillsynsbegäran.docx
+++ b/tillsyn/A 16353-2025 tillsynsbegäran.docx
@@ -240,7 +240,7 @@
     <w:r>
       <w:tab/>
       <w:tab/>
-      <w:t>2025-06-05</w:t>
+      <w:t>2025-06-13</w:t>
       <w:br/>
       <w:br/>
     </w:r>

--- a/tillsyn/A 16353-2025 tillsynsbegäran.docx
+++ b/tillsyn/A 16353-2025 tillsynsbegäran.docx
@@ -240,7 +240,7 @@
     <w:r>
       <w:tab/>
       <w:tab/>
-      <w:t>2025-06-13</w:t>
+      <w:t>2025-06-15</w:t>
       <w:br/>
       <w:br/>
     </w:r>

--- a/tillsyn/A 16353-2025 tillsynsbegäran.docx
+++ b/tillsyn/A 16353-2025 tillsynsbegäran.docx
@@ -240,7 +240,7 @@
     <w:r>
       <w:tab/>
       <w:tab/>
-      <w:t>2025-06-15</w:t>
+      <w:t>2025-06-16</w:t>
       <w:br/>
       <w:br/>
     </w:r>

--- a/tillsyn/A 16353-2025 tillsynsbegäran.docx
+++ b/tillsyn/A 16353-2025 tillsynsbegäran.docx
@@ -240,7 +240,7 @@
     <w:r>
       <w:tab/>
       <w:tab/>
-      <w:t>2025-06-16</w:t>
+      <w:t>2025-06-17</w:t>
       <w:br/>
       <w:br/>
     </w:r>

--- a/tillsyn/A 16353-2025 tillsynsbegäran.docx
+++ b/tillsyn/A 16353-2025 tillsynsbegäran.docx
@@ -240,7 +240,7 @@
     <w:r>
       <w:tab/>
       <w:tab/>
-      <w:t>2025-06-17</w:t>
+      <w:t>2025-06-18</w:t>
       <w:br/>
       <w:br/>
     </w:r>

--- a/tillsyn/A 16353-2025 tillsynsbegäran.docx
+++ b/tillsyn/A 16353-2025 tillsynsbegäran.docx
@@ -240,7 +240,7 @@
     <w:r>
       <w:tab/>
       <w:tab/>
-      <w:t>2025-06-18</w:t>
+      <w:t>2025-06-19</w:t>
       <w:br/>
       <w:br/>
     </w:r>

--- a/tillsyn/A 16353-2025 tillsynsbegäran.docx
+++ b/tillsyn/A 16353-2025 tillsynsbegäran.docx
@@ -240,7 +240,7 @@
     <w:r>
       <w:tab/>
       <w:tab/>
-      <w:t>2025-06-19</w:t>
+      <w:t>2025-06-20</w:t>
       <w:br/>
       <w:br/>
     </w:r>

--- a/tillsyn/A 16353-2025 tillsynsbegäran.docx
+++ b/tillsyn/A 16353-2025 tillsynsbegäran.docx
@@ -240,7 +240,7 @@
     <w:r>
       <w:tab/>
       <w:tab/>
-      <w:t>2025-06-20</w:t>
+      <w:t>2025-06-21</w:t>
       <w:br/>
       <w:br/>
     </w:r>

--- a/tillsyn/A 16353-2025 tillsynsbegäran.docx
+++ b/tillsyn/A 16353-2025 tillsynsbegäran.docx
@@ -240,7 +240,7 @@
     <w:r>
       <w:tab/>
       <w:tab/>
-      <w:t>2025-06-21</w:t>
+      <w:t>2025-06-22</w:t>
       <w:br/>
       <w:br/>
     </w:r>

--- a/tillsyn/A 16353-2025 tillsynsbegäran.docx
+++ b/tillsyn/A 16353-2025 tillsynsbegäran.docx
@@ -240,7 +240,7 @@
     <w:r>
       <w:tab/>
       <w:tab/>
-      <w:t>2025-06-22</w:t>
+      <w:t>2025-06-23</w:t>
       <w:br/>
       <w:br/>
     </w:r>

--- a/tillsyn/A 16353-2025 tillsynsbegäran.docx
+++ b/tillsyn/A 16353-2025 tillsynsbegäran.docx
@@ -240,7 +240,7 @@
     <w:r>
       <w:tab/>
       <w:tab/>
-      <w:t>2025-06-23</w:t>
+      <w:t>2025-06-24</w:t>
       <w:br/>
       <w:br/>
     </w:r>

--- a/tillsyn/A 16353-2025 tillsynsbegäran.docx
+++ b/tillsyn/A 16353-2025 tillsynsbegäran.docx
@@ -240,7 +240,7 @@
     <w:r>
       <w:tab/>
       <w:tab/>
-      <w:t>2025-06-24</w:t>
+      <w:t>2025-06-25</w:t>
       <w:br/>
       <w:br/>
     </w:r>

--- a/tillsyn/A 16353-2025 tillsynsbegäran.docx
+++ b/tillsyn/A 16353-2025 tillsynsbegäran.docx
@@ -240,7 +240,7 @@
     <w:r>
       <w:tab/>
       <w:tab/>
-      <w:t>2025-06-25</w:t>
+      <w:t>2025-06-26</w:t>
       <w:br/>
       <w:br/>
     </w:r>

--- a/tillsyn/A 16353-2025 tillsynsbegäran.docx
+++ b/tillsyn/A 16353-2025 tillsynsbegäran.docx
@@ -240,7 +240,7 @@
     <w:r>
       <w:tab/>
       <w:tab/>
-      <w:t>2025-06-26</w:t>
+      <w:t>2025-06-27</w:t>
       <w:br/>
       <w:br/>
     </w:r>

--- a/tillsyn/A 16353-2025 tillsynsbegäran.docx
+++ b/tillsyn/A 16353-2025 tillsynsbegäran.docx
@@ -240,7 +240,7 @@
     <w:r>
       <w:tab/>
       <w:tab/>
-      <w:t>2025-06-27</w:t>
+      <w:t>2025-06-28</w:t>
       <w:br/>
       <w:br/>
     </w:r>

--- a/tillsyn/A 16353-2025 tillsynsbegäran.docx
+++ b/tillsyn/A 16353-2025 tillsynsbegäran.docx
@@ -240,7 +240,7 @@
     <w:r>
       <w:tab/>
       <w:tab/>
-      <w:t>2025-06-28</w:t>
+      <w:t>2025-06-29</w:t>
       <w:br/>
       <w:br/>
     </w:r>

--- a/tillsyn/A 16353-2025 tillsynsbegäran.docx
+++ b/tillsyn/A 16353-2025 tillsynsbegäran.docx
@@ -240,7 +240,7 @@
     <w:r>
       <w:tab/>
       <w:tab/>
-      <w:t>2025-06-29</w:t>
+      <w:t>2025-06-30</w:t>
       <w:br/>
       <w:br/>
     </w:r>

--- a/tillsyn/A 16353-2025 tillsynsbegäran.docx
+++ b/tillsyn/A 16353-2025 tillsynsbegäran.docx
@@ -240,7 +240,7 @@
     <w:r>
       <w:tab/>
       <w:tab/>
-      <w:t>2025-06-30</w:t>
+      <w:t>2025-07-01</w:t>
       <w:br/>
       <w:br/>
     </w:r>

--- a/tillsyn/A 16353-2025 tillsynsbegäran.docx
+++ b/tillsyn/A 16353-2025 tillsynsbegäran.docx
@@ -240,7 +240,7 @@
     <w:r>
       <w:tab/>
       <w:tab/>
-      <w:t>2025-07-01</w:t>
+      <w:t>2025-07-02</w:t>
       <w:br/>
       <w:br/>
     </w:r>

--- a/tillsyn/A 16353-2025 tillsynsbegäran.docx
+++ b/tillsyn/A 16353-2025 tillsynsbegäran.docx
@@ -240,7 +240,7 @@
     <w:r>
       <w:tab/>
       <w:tab/>
-      <w:t>2025-07-02</w:t>
+      <w:t>2025-07-03</w:t>
       <w:br/>
       <w:br/>
     </w:r>

--- a/tillsyn/A 16353-2025 tillsynsbegäran.docx
+++ b/tillsyn/A 16353-2025 tillsynsbegäran.docx
@@ -240,7 +240,7 @@
     <w:r>
       <w:tab/>
       <w:tab/>
-      <w:t>2025-07-03</w:t>
+      <w:t>2025-07-04</w:t>
       <w:br/>
       <w:br/>
     </w:r>

--- a/tillsyn/A 16353-2025 tillsynsbegäran.docx
+++ b/tillsyn/A 16353-2025 tillsynsbegäran.docx
@@ -240,7 +240,7 @@
     <w:r>
       <w:tab/>
       <w:tab/>
-      <w:t>2025-07-04</w:t>
+      <w:t>2025-07-05</w:t>
       <w:br/>
       <w:br/>
     </w:r>

--- a/tillsyn/A 16353-2025 tillsynsbegäran.docx
+++ b/tillsyn/A 16353-2025 tillsynsbegäran.docx
@@ -240,7 +240,7 @@
     <w:r>
       <w:tab/>
       <w:tab/>
-      <w:t>2025-07-05</w:t>
+      <w:t>2025-07-06</w:t>
       <w:br/>
       <w:br/>
     </w:r>

--- a/tillsyn/A 16353-2025 tillsynsbegäran.docx
+++ b/tillsyn/A 16353-2025 tillsynsbegäran.docx
@@ -240,7 +240,7 @@
     <w:r>
       <w:tab/>
       <w:tab/>
-      <w:t>2025-07-06</w:t>
+      <w:t>2025-07-07</w:t>
       <w:br/>
       <w:br/>
     </w:r>

--- a/tillsyn/A 16353-2025 tillsynsbegäran.docx
+++ b/tillsyn/A 16353-2025 tillsynsbegäran.docx
@@ -240,7 +240,7 @@
     <w:r>
       <w:tab/>
       <w:tab/>
-      <w:t>2025-07-07</w:t>
+      <w:t>2025-07-08</w:t>
       <w:br/>
       <w:br/>
     </w:r>

--- a/tillsyn/A 16353-2025 tillsynsbegäran.docx
+++ b/tillsyn/A 16353-2025 tillsynsbegäran.docx
@@ -240,7 +240,7 @@
     <w:r>
       <w:tab/>
       <w:tab/>
-      <w:t>2025-07-08</w:t>
+      <w:t>2025-07-09</w:t>
       <w:br/>
       <w:br/>
     </w:r>

--- a/tillsyn/A 16353-2025 tillsynsbegäran.docx
+++ b/tillsyn/A 16353-2025 tillsynsbegäran.docx
@@ -240,7 +240,7 @@
     <w:r>
       <w:tab/>
       <w:tab/>
-      <w:t>2025-07-09</w:t>
+      <w:t>2025-07-11</w:t>
       <w:br/>
       <w:br/>
     </w:r>

--- a/tillsyn/A 16353-2025 tillsynsbegäran.docx
+++ b/tillsyn/A 16353-2025 tillsynsbegäran.docx
@@ -240,7 +240,7 @@
     <w:r>
       <w:tab/>
       <w:tab/>
-      <w:t>2025-07-11</w:t>
+      <w:t>2025-07-12</w:t>
       <w:br/>
       <w:br/>
     </w:r>

--- a/tillsyn/A 16353-2025 tillsynsbegäran.docx
+++ b/tillsyn/A 16353-2025 tillsynsbegäran.docx
@@ -240,7 +240,7 @@
     <w:r>
       <w:tab/>
       <w:tab/>
-      <w:t>2025-07-12</w:t>
+      <w:t>2025-07-13</w:t>
       <w:br/>
       <w:br/>
     </w:r>

--- a/tillsyn/A 16353-2025 tillsynsbegäran.docx
+++ b/tillsyn/A 16353-2025 tillsynsbegäran.docx
@@ -240,7 +240,7 @@
     <w:r>
       <w:tab/>
       <w:tab/>
-      <w:t>2025-07-13</w:t>
+      <w:t>2025-07-14</w:t>
       <w:br/>
       <w:br/>
     </w:r>

--- a/tillsyn/A 16353-2025 tillsynsbegäran.docx
+++ b/tillsyn/A 16353-2025 tillsynsbegäran.docx
@@ -240,7 +240,7 @@
     <w:r>
       <w:tab/>
       <w:tab/>
-      <w:t>2025-08-06</w:t>
+      <w:t>2025-08-09</w:t>
       <w:br/>
       <w:br/>
     </w:r>

--- a/tillsyn/A 16353-2025 tillsynsbegäran.docx
+++ b/tillsyn/A 16353-2025 tillsynsbegäran.docx
@@ -12,7 +12,7 @@
     </w:p>
     <w:p>
       <w:r>
-        <w:t>Detta dokument behandlar höga naturvärden i avverkningsanmälan A 16353-2025 i Gotlands kommun. Denna avverkningsanmälan inkom 2025-04-04 och omfattar 8,8 ha.</w:t>
+        <w:t>Detta dokument behandlar höga naturvärden i avverkningsanmälan A 16353-2025 i Gotlands kommun. Denna avverkningsanmälan inkom 2025-04-04 00:00:00 och omfattar 8,8 ha.</w:t>
       </w:r>
     </w:p>
     <w:p>

--- a/tillsyn/A 16353-2025 tillsynsbegäran.docx
+++ b/tillsyn/A 16353-2025 tillsynsbegäran.docx
@@ -240,7 +240,7 @@
     <w:r>
       <w:tab/>
       <w:tab/>
-      <w:t>2025-08-09</w:t>
+      <w:t>2025-08-10</w:t>
       <w:br/>
       <w:br/>
     </w:r>

--- a/tillsyn/A 16353-2025 tillsynsbegäran.docx
+++ b/tillsyn/A 16353-2025 tillsynsbegäran.docx
@@ -240,7 +240,7 @@
     <w:r>
       <w:tab/>
       <w:tab/>
-      <w:t>2025-08-10</w:t>
+      <w:t>2025-08-11</w:t>
       <w:br/>
       <w:br/>
     </w:r>

--- a/tillsyn/A 16353-2025 tillsynsbegäran.docx
+++ b/tillsyn/A 16353-2025 tillsynsbegäran.docx
@@ -240,7 +240,7 @@
     <w:r>
       <w:tab/>
       <w:tab/>
-      <w:t>2025-08-11</w:t>
+      <w:t>2025-08-12</w:t>
       <w:br/>
       <w:br/>
     </w:r>

--- a/tillsyn/A 16353-2025 tillsynsbegäran.docx
+++ b/tillsyn/A 16353-2025 tillsynsbegäran.docx
@@ -240,7 +240,7 @@
     <w:r>
       <w:tab/>
       <w:tab/>
-      <w:t>2025-08-12</w:t>
+      <w:t>2025-08-13</w:t>
       <w:br/>
       <w:br/>
     </w:r>

--- a/tillsyn/A 16353-2025 tillsynsbegäran.docx
+++ b/tillsyn/A 16353-2025 tillsynsbegäran.docx
@@ -240,7 +240,7 @@
     <w:r>
       <w:tab/>
       <w:tab/>
-      <w:t>2025-08-13</w:t>
+      <w:t>2025-08-14</w:t>
       <w:br/>
       <w:br/>
     </w:r>

--- a/tillsyn/A 16353-2025 tillsynsbegäran.docx
+++ b/tillsyn/A 16353-2025 tillsynsbegäran.docx
@@ -240,7 +240,7 @@
     <w:r>
       <w:tab/>
       <w:tab/>
-      <w:t>2025-08-14</w:t>
+      <w:t>2025-08-15</w:t>
       <w:br/>
       <w:br/>
     </w:r>

--- a/tillsyn/A 16353-2025 tillsynsbegäran.docx
+++ b/tillsyn/A 16353-2025 tillsynsbegäran.docx
@@ -240,7 +240,7 @@
     <w:r>
       <w:tab/>
       <w:tab/>
-      <w:t>2025-08-15</w:t>
+      <w:t>2025-08-16</w:t>
       <w:br/>
       <w:br/>
     </w:r>

--- a/tillsyn/A 16353-2025 tillsynsbegäran.docx
+++ b/tillsyn/A 16353-2025 tillsynsbegäran.docx
@@ -240,7 +240,7 @@
     <w:r>
       <w:tab/>
       <w:tab/>
-      <w:t>2025-08-16</w:t>
+      <w:t>2025-08-17</w:t>
       <w:br/>
       <w:br/>
     </w:r>

--- a/tillsyn/A 16353-2025 tillsynsbegäran.docx
+++ b/tillsyn/A 16353-2025 tillsynsbegäran.docx
@@ -240,7 +240,7 @@
     <w:r>
       <w:tab/>
       <w:tab/>
-      <w:t>2025-08-17</w:t>
+      <w:t>2025-08-18</w:t>
       <w:br/>
       <w:br/>
     </w:r>

--- a/tillsyn/A 16353-2025 tillsynsbegäran.docx
+++ b/tillsyn/A 16353-2025 tillsynsbegäran.docx
@@ -240,7 +240,7 @@
     <w:r>
       <w:tab/>
       <w:tab/>
-      <w:t>2025-08-18</w:t>
+      <w:t>2025-08-19</w:t>
       <w:br/>
       <w:br/>
     </w:r>

--- a/tillsyn/A 16353-2025 tillsynsbegäran.docx
+++ b/tillsyn/A 16353-2025 tillsynsbegäran.docx
@@ -240,7 +240,7 @@
     <w:r>
       <w:tab/>
       <w:tab/>
-      <w:t>2025-08-19</w:t>
+      <w:t>2025-08-20</w:t>
       <w:br/>
       <w:br/>
     </w:r>

--- a/tillsyn/A 16353-2025 tillsynsbegäran.docx
+++ b/tillsyn/A 16353-2025 tillsynsbegäran.docx
@@ -240,7 +240,7 @@
     <w:r>
       <w:tab/>
       <w:tab/>
-      <w:t>2025-08-20</w:t>
+      <w:t>2025-08-21</w:t>
       <w:br/>
       <w:br/>
     </w:r>

--- a/tillsyn/A 16353-2025 tillsynsbegäran.docx
+++ b/tillsyn/A 16353-2025 tillsynsbegäran.docx
@@ -240,7 +240,7 @@
     <w:r>
       <w:tab/>
       <w:tab/>
-      <w:t>2025-08-21</w:t>
+      <w:t>2025-08-22</w:t>
       <w:br/>
       <w:br/>
     </w:r>

--- a/tillsyn/A 16353-2025 tillsynsbegäran.docx
+++ b/tillsyn/A 16353-2025 tillsynsbegäran.docx
@@ -240,7 +240,7 @@
     <w:r>
       <w:tab/>
       <w:tab/>
-      <w:t>2025-08-22</w:t>
+      <w:t>2025-08-23</w:t>
       <w:br/>
       <w:br/>
     </w:r>

--- a/tillsyn/A 16353-2025 tillsynsbegäran.docx
+++ b/tillsyn/A 16353-2025 tillsynsbegäran.docx
@@ -240,7 +240,7 @@
     <w:r>
       <w:tab/>
       <w:tab/>
-      <w:t>2025-08-23</w:t>
+      <w:t>2025-08-24</w:t>
       <w:br/>
       <w:br/>
     </w:r>

--- a/tillsyn/A 16353-2025 tillsynsbegäran.docx
+++ b/tillsyn/A 16353-2025 tillsynsbegäran.docx
@@ -240,7 +240,7 @@
     <w:r>
       <w:tab/>
       <w:tab/>
-      <w:t>2025-08-24</w:t>
+      <w:t>2025-08-25</w:t>
       <w:br/>
       <w:br/>
     </w:r>

--- a/tillsyn/A 16353-2025 tillsynsbegäran.docx
+++ b/tillsyn/A 16353-2025 tillsynsbegäran.docx
@@ -240,7 +240,7 @@
     <w:r>
       <w:tab/>
       <w:tab/>
-      <w:t>2025-08-25</w:t>
+      <w:t>2025-08-26</w:t>
       <w:br/>
       <w:br/>
     </w:r>

--- a/tillsyn/A 16353-2025 tillsynsbegäran.docx
+++ b/tillsyn/A 16353-2025 tillsynsbegäran.docx
@@ -240,7 +240,7 @@
     <w:r>
       <w:tab/>
       <w:tab/>
-      <w:t>2025-08-26</w:t>
+      <w:t>2025-08-30</w:t>
       <w:br/>
       <w:br/>
     </w:r>

--- a/tillsyn/A 16353-2025 tillsynsbegäran.docx
+++ b/tillsyn/A 16353-2025 tillsynsbegäran.docx
@@ -240,7 +240,7 @@
     <w:r>
       <w:tab/>
       <w:tab/>
-      <w:t>2025-08-30</w:t>
+      <w:t>2025-08-31</w:t>
       <w:br/>
       <w:br/>
     </w:r>

--- a/tillsyn/A 16353-2025 tillsynsbegäran.docx
+++ b/tillsyn/A 16353-2025 tillsynsbegäran.docx
@@ -240,7 +240,7 @@
     <w:r>
       <w:tab/>
       <w:tab/>
-      <w:t>2025-08-31</w:t>
+      <w:t>2025-09-01</w:t>
       <w:br/>
       <w:br/>
     </w:r>

--- a/tillsyn/A 16353-2025 tillsynsbegäran.docx
+++ b/tillsyn/A 16353-2025 tillsynsbegäran.docx
@@ -240,7 +240,7 @@
     <w:r>
       <w:tab/>
       <w:tab/>
-      <w:t>2025-09-01</w:t>
+      <w:t>2025-09-04</w:t>
       <w:br/>
       <w:br/>
     </w:r>

--- a/tillsyn/A 16353-2025 tillsynsbegäran.docx
+++ b/tillsyn/A 16353-2025 tillsynsbegäran.docx
@@ -240,7 +240,7 @@
     <w:r>
       <w:tab/>
       <w:tab/>
-      <w:t>2025-09-04</w:t>
+      <w:t>2025-09-05</w:t>
       <w:br/>
       <w:br/>
     </w:r>

--- a/tillsyn/A 16353-2025 tillsynsbegäran.docx
+++ b/tillsyn/A 16353-2025 tillsynsbegäran.docx
@@ -240,7 +240,7 @@
     <w:r>
       <w:tab/>
       <w:tab/>
-      <w:t>2025-09-05</w:t>
+      <w:t>2025-09-07</w:t>
       <w:br/>
       <w:br/>
     </w:r>

--- a/tillsyn/A 16353-2025 tillsynsbegäran.docx
+++ b/tillsyn/A 16353-2025 tillsynsbegäran.docx
@@ -240,7 +240,7 @@
     <w:r>
       <w:tab/>
       <w:tab/>
-      <w:t>2025-09-07</w:t>
+      <w:t>2025-09-08</w:t>
       <w:br/>
       <w:br/>
     </w:r>

--- a/tillsyn/A 16353-2025 tillsynsbegäran.docx
+++ b/tillsyn/A 16353-2025 tillsynsbegäran.docx
@@ -240,7 +240,7 @@
     <w:r>
       <w:tab/>
       <w:tab/>
-      <w:t>2025-09-08</w:t>
+      <w:t>2025-09-10</w:t>
       <w:br/>
       <w:br/>
     </w:r>
